--- a/User Research Protocol.docx
+++ b/User Research Protocol.docx
@@ -28,6 +28,27 @@
       <w:pPr>
         <w:pStyle w:val="ListParagraph"/>
         <w:numPr>
+          <w:ilvl w:val="0"/>
+          <w:numId w:val="1"/>
+        </w:numPr>
+      </w:pPr>
+      <w:r>
+        <w:t>Can you complete your next assignment?</w:t>
+      </w:r>
+    </w:p>
+    <w:p>
+      <w:pPr>
+        <w:pStyle w:val="ListParagraph"/>
+        <w:numPr>
+          <w:ilvl w:val="0"/>
+          <w:numId w:val="1"/>
+        </w:numPr>
+      </w:pPr>
+    </w:p>
+    <w:p>
+      <w:pPr>
+        <w:pStyle w:val="ListParagraph"/>
+        <w:numPr>
           <w:ilvl w:val="1"/>
           <w:numId w:val="1"/>
         </w:numPr>
@@ -354,7 +375,6 @@
     <w:p/>
     <w:p>
       <w:r>
-        <w:lastRenderedPageBreak/>
         <w:t>Observations Template</w:t>
       </w:r>
     </w:p>
